--- a/TUCUMAN 1061/certificado libre deuda.docx
+++ b/TUCUMAN 1061/certificado libre deuda.docx
@@ -98,320 +98,205 @@
     <w:p>
       <w:pPr>
         <w:pStyle w:val="Textoindependiente"/>
-        <w:spacing w:line="276" w:lineRule="auto"/>
-        <w:ind w:left="2" w:right="109"/>
+        <w:rPr>
+          <w:noProof/>
+          <w:lang w:val="es-AR"/>
+        </w:rPr>
       </w:pPr>
       <w:r>
         <w:rPr>
           <w:noProof/>
-        </w:rPr>
-        <mc:AlternateContent>
-          <mc:Choice Requires="wps">
-            <w:drawing>
-              <wp:anchor distT="0" distB="0" distL="0" distR="0" simplePos="0" relativeHeight="15728640" behindDoc="0" locked="0" layoutInCell="1" allowOverlap="1" wp14:anchorId="199E23BE" wp14:editId="62CDFE79">
-                <wp:simplePos x="0" y="0"/>
-                <wp:positionH relativeFrom="page">
-                  <wp:posOffset>3167379</wp:posOffset>
-                </wp:positionH>
-                <wp:positionV relativeFrom="paragraph">
-                  <wp:posOffset>803349</wp:posOffset>
-                </wp:positionV>
-                <wp:extent cx="35560" cy="10795"/>
-                <wp:effectExtent l="0" t="0" r="0" b="0"/>
-                <wp:wrapNone/>
-                <wp:docPr id="2" name="Graphic 2"/>
-                <wp:cNvGraphicFramePr>
-                  <a:graphicFrameLocks xmlns:a="http://schemas.openxmlformats.org/drawingml/2006/main"/>
-                </wp:cNvGraphicFramePr>
-                <a:graphic xmlns:a="http://schemas.openxmlformats.org/drawingml/2006/main">
-                  <a:graphicData uri="http://schemas.microsoft.com/office/word/2010/wordprocessingShape">
-                    <wps:wsp>
-                      <wps:cNvSpPr>
-                        <a:spLocks/>
-                      </wps:cNvSpPr>
-                      <wps:spPr>
-                        <a:xfrm>
-                          <a:off x="0" y="0"/>
-                          <a:ext cx="35560" cy="10795"/>
-                        </a:xfrm>
-                        <a:custGeom>
-                          <a:avLst/>
-                          <a:gdLst/>
-                          <a:ahLst/>
-                          <a:cxnLst/>
-                          <a:rect l="l" t="t" r="r" b="b"/>
-                          <a:pathLst>
-                            <a:path w="35560" h="10795">
-                              <a:moveTo>
-                                <a:pt x="35050" y="0"/>
-                              </a:moveTo>
-                              <a:lnTo>
-                                <a:pt x="0" y="0"/>
-                              </a:lnTo>
-                              <a:lnTo>
-                                <a:pt x="0" y="10667"/>
-                              </a:lnTo>
-                              <a:lnTo>
-                                <a:pt x="35050" y="10667"/>
-                              </a:lnTo>
-                              <a:lnTo>
-                                <a:pt x="35050" y="0"/>
-                              </a:lnTo>
-                              <a:close/>
-                            </a:path>
-                          </a:pathLst>
-                        </a:custGeom>
-                        <a:solidFill>
-                          <a:srgbClr val="000000"/>
-                        </a:solidFill>
-                      </wps:spPr>
-                      <wps:bodyPr wrap="square" lIns="0" tIns="0" rIns="0" bIns="0" rtlCol="0">
-                        <a:prstTxWarp prst="textNoShape">
-                          <a:avLst/>
-                        </a:prstTxWarp>
-                        <a:noAutofit/>
-                      </wps:bodyPr>
-                    </wps:wsp>
-                  </a:graphicData>
-                </a:graphic>
-              </wp:anchor>
-            </w:drawing>
-          </mc:Choice>
-          <mc:Fallback>
-            <w:pict>
-              <v:shape w14:anchorId="2BF4DA8E" id="Graphic 2" o:spid="_x0000_s1026" style="position:absolute;margin-left:249.4pt;margin-top:63.25pt;width:2.8pt;height:.85pt;z-index:15728640;visibility:visible;mso-wrap-style:square;mso-wrap-distance-left:0;mso-wrap-distance-top:0;mso-wrap-distance-right:0;mso-wrap-distance-bottom:0;mso-position-horizontal:absolute;mso-position-horizontal-relative:page;mso-position-vertical:absolute;mso-position-vertical-relative:text;v-text-anchor:top" coordsize="35560,10795" o:gfxdata="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" path="m35050,l,,,10667r35050,l35050,xe" fillcolor="black" stroked="f">
-                <v:path arrowok="t"/>
-                <w10:wrap anchorx="page"/>
-              </v:shape>
-            </w:pict>
-          </mc:Fallback>
-        </mc:AlternateContent>
-      </w:r>
-      <w:r>
-        <w:t xml:space="preserve">En mi carácter de administrador de consorcios de propietarios de la calle </w:t>
-      </w:r>
-      <w:r>
-        <w:t>Tucumán</w:t>
-      </w:r>
-      <w:r>
-        <w:t xml:space="preserve"> 1061, perteneciente al partido de Lanús, </w:t>
-      </w:r>
-      <w:r>
-        <w:t xml:space="preserve">conforme a lo establecido en el reglamento de la Ley 13512 certifico que la unidad funcional Nro. </w:t>
-      </w:r>
-      <w:r>
-        <w:t>08</w:t>
-      </w:r>
-      <w:r>
-        <w:t xml:space="preserve"> (Polígonos cero </w:t>
-      </w:r>
-      <w:r>
-        <w:t>uno</w:t>
-      </w:r>
-      <w:r>
-        <w:t xml:space="preserve"> cero uno), destinada a vivienda cuya titularidad es el Sr.</w:t>
-      </w:r>
-      <w:r>
-        <w:rPr>
-          <w:spacing w:val="-2"/>
+          <w:lang w:val="es-AR"/>
+        </w:rPr>
+        <w:t>En mi carácter de administrador del consorcio de propietarios del</w:t>
+      </w:r>
+      <w:r>
+        <w:rPr>
+          <w:noProof/>
+          <w:lang w:val="es-AR"/>
         </w:rPr>
         <w:t xml:space="preserve"> </w:t>
       </w:r>
       <w:r>
-        <w:t xml:space="preserve">Juan Pablo </w:t>
-      </w:r>
-      <w:r>
-        <w:t>Rodríguez</w:t>
-      </w:r>
-      <w:r>
-        <w:rPr>
-          <w:spacing w:val="-1"/>
-        </w:rPr>
-        <w:t xml:space="preserve"> </w:t>
-      </w:r>
-      <w:r>
-        <w:t>Y</w:t>
-      </w:r>
-      <w:r>
-        <w:rPr>
-          <w:spacing w:val="-2"/>
-        </w:rPr>
-        <w:t xml:space="preserve"> </w:t>
-      </w:r>
-      <w:r>
-        <w:t>la</w:t>
-      </w:r>
-      <w:r>
-        <w:rPr>
-          <w:spacing w:val="-4"/>
-        </w:rPr>
-        <w:t xml:space="preserve"> </w:t>
-      </w:r>
-      <w:r>
-        <w:t>Sra.</w:t>
-      </w:r>
-      <w:r>
-        <w:rPr>
-          <w:spacing w:val="-2"/>
-        </w:rPr>
-        <w:t xml:space="preserve"> </w:t>
-      </w:r>
-      <w:r>
-        <w:t>Valeria Ruggiero</w:t>
-      </w:r>
-      <w:r>
+        <w:rPr>
+          <w:b/>
+          <w:bCs/>
+          <w:noProof/>
+          <w:lang w:val="es-AR"/>
+        </w:rPr>
+        <w:t>CONSORCIO DE PROPIETARIOS LAS BRISAS</w:t>
+      </w:r>
+      <w:r>
+        <w:rPr>
+          <w:noProof/>
+          <w:lang w:val="es-AR"/>
+        </w:rPr>
+        <w:t xml:space="preserve">, de la ciudad de </w:t>
+      </w:r>
+      <w:r>
+        <w:rPr>
+          <w:b/>
+          <w:bCs/>
+          <w:noProof/>
+          <w:lang w:val="es-AR"/>
+        </w:rPr>
+        <w:t>Adrogue</w:t>
+      </w:r>
+      <w:r>
+        <w:rPr>
+          <w:noProof/>
+          <w:lang w:val="es-AR"/>
+        </w:rPr>
+        <w:t xml:space="preserve">, </w:t>
+      </w:r>
+      <w:r>
+        <w:rPr>
+          <w:b/>
+          <w:bCs/>
+          <w:noProof/>
+          <w:lang w:val="es-AR"/>
+        </w:rPr>
+        <w:t xml:space="preserve">CUIT N.º </w:t>
+      </w:r>
+      <w:r>
+        <w:rPr>
+          <w:b/>
+          <w:bCs/>
+          <w:noProof/>
+          <w:lang w:val="es-AR"/>
+        </w:rPr>
+        <w:t>30-71618269-6</w:t>
+      </w:r>
+      <w:r>
+        <w:rPr>
+          <w:noProof/>
+          <w:lang w:val="es-AR"/>
+        </w:rPr>
+        <w:t xml:space="preserve">, y conforme a lo establecido por la </w:t>
+      </w:r>
+      <w:r>
+        <w:rPr>
+          <w:b/>
+          <w:bCs/>
+          <w:noProof/>
+          <w:lang w:val="es-AR"/>
+        </w:rPr>
+        <w:t>Ley 13.512</w:t>
+      </w:r>
+      <w:r>
+        <w:rPr>
+          <w:noProof/>
+          <w:lang w:val="es-AR"/>
+        </w:rPr>
+        <w:t xml:space="preserve">, </w:t>
+      </w:r>
+      <w:r>
+        <w:rPr>
+          <w:b/>
+          <w:bCs/>
+          <w:noProof/>
+          <w:lang w:val="es-AR"/>
+        </w:rPr>
+        <w:t>certifico</w:t>
+      </w:r>
+      <w:r>
+        <w:rPr>
+          <w:noProof/>
+          <w:lang w:val="es-AR"/>
+        </w:rPr>
         <w:t xml:space="preserve"> que</w:t>
       </w:r>
       <w:r>
         <w:rPr>
-          <w:spacing w:val="-3"/>
-        </w:rPr>
-        <w:t xml:space="preserve"> </w:t>
-      </w:r>
-      <w:r>
-        <w:t>es</w:t>
-      </w:r>
-      <w:r>
-        <w:rPr>
-          <w:spacing w:val="-2"/>
-        </w:rPr>
-        <w:t xml:space="preserve"> </w:t>
-      </w:r>
-      <w:r>
-        <w:t>parte</w:t>
-      </w:r>
-      <w:r>
-        <w:rPr>
-          <w:spacing w:val="-3"/>
-        </w:rPr>
-        <w:t xml:space="preserve"> </w:t>
-      </w:r>
-      <w:r>
-        <w:t>del</w:t>
-      </w:r>
-      <w:r>
-        <w:t xml:space="preserve"> </w:t>
-      </w:r>
-      <w:r>
-        <w:t>inmueble</w:t>
-      </w:r>
-      <w:r>
-        <w:rPr>
-          <w:spacing w:val="-2"/>
-        </w:rPr>
-        <w:t xml:space="preserve"> </w:t>
-      </w:r>
-      <w:r>
-        <w:t>general</w:t>
-      </w:r>
-      <w:r>
-        <w:rPr>
-          <w:spacing w:val="-2"/>
-        </w:rPr>
-        <w:t xml:space="preserve"> </w:t>
-      </w:r>
-      <w:r>
-        <w:t>no</w:t>
-      </w:r>
-      <w:r>
-        <w:rPr>
-          <w:spacing w:val="-2"/>
-        </w:rPr>
-        <w:t xml:space="preserve"> </w:t>
-      </w:r>
-      <w:r>
-        <w:t>registra</w:t>
-      </w:r>
-      <w:r>
-        <w:rPr>
-          <w:spacing w:val="-2"/>
-        </w:rPr>
-        <w:t xml:space="preserve"> </w:t>
-      </w:r>
-      <w:r>
-        <w:t>deudas</w:t>
-      </w:r>
-      <w:r>
-        <w:rPr>
-          <w:spacing w:val="-3"/>
-        </w:rPr>
-        <w:t xml:space="preserve"> </w:t>
-      </w:r>
-      <w:r>
-        <w:t>de</w:t>
-      </w:r>
-      <w:r>
-        <w:rPr>
-          <w:spacing w:val="-2"/>
-        </w:rPr>
-        <w:t xml:space="preserve"> </w:t>
-      </w:r>
-      <w:r>
-        <w:t>expensas</w:t>
-      </w:r>
-      <w:r>
-        <w:rPr>
-          <w:spacing w:val="-5"/>
-        </w:rPr>
-        <w:t xml:space="preserve"> </w:t>
-      </w:r>
-      <w:r>
-        <w:t>comunes</w:t>
-      </w:r>
-      <w:r>
-        <w:rPr>
-          <w:spacing w:val="-5"/>
-        </w:rPr>
-        <w:t xml:space="preserve"> </w:t>
-      </w:r>
-      <w:r>
-        <w:t>ni</w:t>
-      </w:r>
-      <w:r>
-        <w:rPr>
-          <w:spacing w:val="-5"/>
-        </w:rPr>
-        <w:t xml:space="preserve"> </w:t>
-      </w:r>
-      <w:r>
-        <w:t>extraordinarias</w:t>
-      </w:r>
-      <w:r>
-        <w:rPr>
-          <w:spacing w:val="-3"/>
-        </w:rPr>
-        <w:t xml:space="preserve"> </w:t>
-      </w:r>
-      <w:r>
-        <w:t>a</w:t>
-      </w:r>
-      <w:r>
-        <w:rPr>
-          <w:spacing w:val="-3"/>
-        </w:rPr>
-        <w:t xml:space="preserve"> </w:t>
-      </w:r>
-      <w:r>
-        <w:t xml:space="preserve">la fecha </w:t>
-      </w:r>
-      <w:r>
-        <w:t>09</w:t>
-      </w:r>
-      <w:r>
-        <w:t>/0</w:t>
-      </w:r>
-      <w:r>
-        <w:t>4</w:t>
-      </w:r>
-      <w:r>
-        <w:t>/2025, las mismas se abonan a mes vencido</w:t>
-      </w:r>
-      <w:r>
-        <w:t xml:space="preserve"> y en efectivo</w:t>
-      </w:r>
-      <w:r>
-        <w:rPr>
-          <w:spacing w:val="-2"/>
+          <w:noProof/>
+          <w:lang w:val="es-AR"/>
+        </w:rPr>
+        <w:t xml:space="preserve"> el lote 052 </w:t>
+      </w:r>
+      <w:r>
+        <w:rPr>
+          <w:b/>
+          <w:bCs/>
+          <w:noProof/>
+          <w:lang w:val="es-AR"/>
+        </w:rPr>
+        <w:t xml:space="preserve"> (P</w:t>
+      </w:r>
+      <w:r>
+        <w:rPr>
+          <w:b/>
+          <w:bCs/>
+          <w:noProof/>
+          <w:lang w:val="es-AR"/>
+        </w:rPr>
+        <w:t>artida 178015</w:t>
+      </w:r>
+      <w:r>
+        <w:rPr>
+          <w:b/>
+          <w:bCs/>
+          <w:noProof/>
+          <w:lang w:val="es-AR"/>
+        </w:rPr>
+        <w:t>)</w:t>
+      </w:r>
+      <w:r>
+        <w:rPr>
+          <w:noProof/>
+          <w:lang w:val="es-AR"/>
+        </w:rPr>
+        <w:t xml:space="preserve">, destinada a vivienda, </w:t>
+      </w:r>
+      <w:r>
+        <w:rPr>
+          <w:noProof/>
+          <w:lang w:val="es-AR"/>
+        </w:rPr>
+        <w:t xml:space="preserve">cuya titularidad pertenece a </w:t>
+      </w:r>
+      <w:r>
+        <w:rPr>
+          <w:noProof/>
+          <w:lang w:val="es-AR"/>
+        </w:rPr>
+        <w:t>Cristian Guillermo Dalmazo / Gabriela Eugenia Avad</w:t>
+      </w:r>
+      <w:r>
+        <w:rPr>
+          <w:noProof/>
+          <w:lang w:val="es-AR"/>
+        </w:rPr>
+        <w:t xml:space="preserve">, no registra deuda alguna en concepto de </w:t>
+      </w:r>
+      <w:r>
+        <w:rPr>
+          <w:b/>
+          <w:bCs/>
+          <w:noProof/>
+          <w:lang w:val="es-AR"/>
+        </w:rPr>
+        <w:t>expensas comunes ni extraordinarias</w:t>
+      </w:r>
+      <w:r>
+        <w:rPr>
+          <w:noProof/>
+          <w:lang w:val="es-AR"/>
+        </w:rPr>
+        <w:t xml:space="preserve"> al día </w:t>
+      </w:r>
+      <w:r>
+        <w:rPr>
+          <w:b/>
+          <w:bCs/>
+          <w:noProof/>
+          <w:lang w:val="es-AR"/>
+        </w:rPr>
+        <w:t>15/10/2025</w:t>
+      </w:r>
+      <w:r>
+        <w:rPr>
+          <w:noProof/>
+          <w:lang w:val="es-AR"/>
         </w:rPr>
         <w:t>.</w:t>
       </w:r>
@@ -419,164 +304,189 @@
     <w:p>
       <w:pPr>
         <w:pStyle w:val="Textoindependiente"/>
-        <w:spacing w:before="2" w:line="276" w:lineRule="auto"/>
-        <w:ind w:left="2" w:right="109"/>
+        <w:rPr>
+          <w:noProof/>
+          <w:lang w:val="es-AR"/>
+        </w:rPr>
       </w:pPr>
       <w:r>
-        <w:t>El</w:t>
-      </w:r>
-      <w:r>
-        <w:rPr>
-          <w:spacing w:val="-2"/>
-        </w:rPr>
-        <w:t xml:space="preserve"> </w:t>
-      </w:r>
-      <w:r>
-        <w:t>edificio</w:t>
-      </w:r>
-      <w:r>
-        <w:rPr>
-          <w:spacing w:val="-2"/>
-        </w:rPr>
-        <w:t xml:space="preserve"> </w:t>
-      </w:r>
-      <w:r>
-        <w:t>cuenta</w:t>
-      </w:r>
-      <w:r>
-        <w:rPr>
-          <w:spacing w:val="-3"/>
-        </w:rPr>
-        <w:t xml:space="preserve"> </w:t>
-      </w:r>
-      <w:r>
-        <w:t>con</w:t>
-      </w:r>
-      <w:r>
-        <w:rPr>
-          <w:spacing w:val="-2"/>
-        </w:rPr>
-        <w:t xml:space="preserve"> </w:t>
-      </w:r>
-      <w:r>
-        <w:t>una</w:t>
-      </w:r>
-      <w:r>
-        <w:rPr>
-          <w:spacing w:val="-3"/>
-        </w:rPr>
-        <w:t xml:space="preserve"> </w:t>
-      </w:r>
-      <w:r>
-        <w:t>póliza</w:t>
-      </w:r>
-      <w:r>
-        <w:rPr>
-          <w:spacing w:val="-5"/>
-        </w:rPr>
-        <w:t xml:space="preserve"> </w:t>
-      </w:r>
-      <w:r>
-        <w:t>obligatoria</w:t>
-      </w:r>
-      <w:r>
-        <w:rPr>
-          <w:spacing w:val="-5"/>
-        </w:rPr>
-        <w:t xml:space="preserve"> </w:t>
-      </w:r>
-      <w:r>
-        <w:t>de</w:t>
-      </w:r>
-      <w:r>
-        <w:rPr>
-          <w:spacing w:val="-5"/>
-        </w:rPr>
-        <w:t xml:space="preserve"> </w:t>
-      </w:r>
-      <w:r>
-        <w:t>consorcio</w:t>
-      </w:r>
-      <w:r>
-        <w:rPr>
-          <w:spacing w:val="-4"/>
-        </w:rPr>
-        <w:t xml:space="preserve"> </w:t>
-      </w:r>
-      <w:r>
-        <w:t xml:space="preserve">Nro. </w:t>
-      </w:r>
-      <w:r>
-        <w:t>001175840</w:t>
-      </w:r>
-      <w:r>
-        <w:rPr>
-          <w:spacing w:val="-3"/>
-        </w:rPr>
-        <w:t xml:space="preserve"> </w:t>
-      </w:r>
-      <w:r>
-        <w:t>de</w:t>
-      </w:r>
-      <w:r>
-        <w:rPr>
-          <w:spacing w:val="-7"/>
-        </w:rPr>
-        <w:t xml:space="preserve"> Mercantil Andina</w:t>
-      </w:r>
-      <w:r>
+        <w:rPr>
+          <w:noProof/>
+          <w:lang w:val="es-AR"/>
+        </w:rPr>
+        <w:t xml:space="preserve">Se deja constancia de que las expensas se abonan </w:t>
+      </w:r>
+      <w:r>
+        <w:rPr>
+          <w:b/>
+          <w:bCs/>
+          <w:noProof/>
+          <w:lang w:val="es-AR"/>
+        </w:rPr>
+        <w:t xml:space="preserve">a mes vencido y en </w:t>
+      </w:r>
+      <w:r>
+        <w:rPr>
+          <w:b/>
+          <w:bCs/>
+          <w:noProof/>
+          <w:lang w:val="es-AR"/>
+        </w:rPr>
+        <w:t xml:space="preserve">cuenta bancaria Santander </w:t>
+      </w:r>
+      <w:r>
+        <w:rPr>
+          <w:b/>
+          <w:bCs/>
+          <w:noProof/>
+          <w:lang w:val="es-AR"/>
+        </w:rPr>
+        <w:t>Cuenta Corriente Nº 221-007370/9</w:t>
+      </w:r>
+      <w:r>
+        <w:rPr>
+          <w:noProof/>
+          <w:lang w:val="es-AR"/>
+        </w:rPr>
         <w:t>.</w:t>
-      </w:r>
-      <w:r>
-        <w:rPr>
-          <w:spacing w:val="40"/>
-        </w:rPr>
-        <w:t xml:space="preserve"> </w:t>
-      </w:r>
-      <w:r>
-        <w:t xml:space="preserve">Los servicios comunes se encuentran sin deudas (Aysa Nro. de cliente </w:t>
-      </w:r>
-      <w:r>
-        <w:t>304979</w:t>
-      </w:r>
-      <w:r>
-        <w:t xml:space="preserve"> y</w:t>
-      </w:r>
-      <w:r>
-        <w:rPr>
-          <w:spacing w:val="-2"/>
-        </w:rPr>
-        <w:t xml:space="preserve"> </w:t>
-      </w:r>
-      <w:r>
-        <w:t>Edesur Nro.</w:t>
-      </w:r>
-      <w:r>
-        <w:rPr>
-          <w:spacing w:val="-2"/>
-        </w:rPr>
-        <w:t xml:space="preserve"> </w:t>
-      </w:r>
-      <w:r>
-        <w:t xml:space="preserve">De cliente </w:t>
-      </w:r>
-      <w:r>
-        <w:t>1255169</w:t>
-      </w:r>
-      <w:r>
-        <w:t>). El edificio no posee juicios pendientes al día de la fecha.</w:t>
       </w:r>
     </w:p>
     <w:p>
       <w:pPr>
         <w:pStyle w:val="Textoindependiente"/>
+        <w:rPr>
+          <w:noProof/>
+          <w:lang w:val="es-AR"/>
+        </w:rPr>
+      </w:pPr>
+      <w:r>
+        <w:rPr>
+          <w:noProof/>
+          <w:lang w:val="es-AR"/>
+        </w:rPr>
+        <w:t xml:space="preserve">Asimismo, informo que el edificio cuenta con la </w:t>
+      </w:r>
+      <w:r>
+        <w:rPr>
+          <w:b/>
+          <w:bCs/>
+          <w:noProof/>
+          <w:lang w:val="es-AR"/>
+        </w:rPr>
+        <w:t xml:space="preserve">póliza obligatoria de </w:t>
+      </w:r>
+      <w:r>
+        <w:rPr>
+          <w:b/>
+          <w:bCs/>
+          <w:noProof/>
+          <w:lang w:val="es-AR"/>
+        </w:rPr>
+        <w:t>Federacion patronal nro. 1-2195343-0</w:t>
+      </w:r>
+      <w:r>
+        <w:rPr>
+          <w:b/>
+          <w:bCs/>
+          <w:noProof/>
+          <w:lang w:val="es-AR"/>
+        </w:rPr>
+        <w:t>,</w:t>
+      </w:r>
+      <w:r>
+        <w:rPr>
+          <w:noProof/>
+          <w:lang w:val="es-AR"/>
+        </w:rPr>
+        <w:t xml:space="preserve"> y que </w:t>
+      </w:r>
+      <w:r>
+        <w:rPr>
+          <w:noProof/>
+          <w:lang w:val="es-AR"/>
+        </w:rPr>
+        <w:t xml:space="preserve">el servicio de Edesur </w:t>
+      </w:r>
+      <w:r>
+        <w:rPr>
+          <w:b/>
+          <w:bCs/>
+          <w:noProof/>
+          <w:lang w:val="es-AR"/>
+        </w:rPr>
+        <w:t>(N.º de cliente 1255169)</w:t>
+      </w:r>
+      <w:r>
+        <w:rPr>
+          <w:noProof/>
+          <w:lang w:val="es-AR"/>
+        </w:rPr>
+        <w:t xml:space="preserve"> </w:t>
+      </w:r>
+      <w:r>
+        <w:rPr>
+          <w:noProof/>
+          <w:lang w:val="es-AR"/>
+        </w:rPr>
+        <w:t xml:space="preserve">se encuentran </w:t>
+      </w:r>
+      <w:r>
+        <w:rPr>
+          <w:b/>
+          <w:bCs/>
+          <w:noProof/>
+          <w:lang w:val="es-AR"/>
+        </w:rPr>
+        <w:t>sin deudas</w:t>
+      </w:r>
+      <w:r>
+        <w:rPr>
+          <w:noProof/>
+          <w:lang w:val="es-AR"/>
+        </w:rPr>
+        <w:t>.</w:t>
+      </w:r>
+    </w:p>
+    <w:p>
+      <w:pPr>
+        <w:pStyle w:val="Textoindependiente"/>
+        <w:rPr>
+          <w:noProof/>
+          <w:lang w:val="es-AR"/>
+        </w:rPr>
       </w:pPr>
     </w:p>
     <w:p>
       <w:pPr>
         <w:pStyle w:val="Textoindependiente"/>
-        <w:spacing w:before="152"/>
+        <w:rPr>
+          <w:noProof/>
+          <w:lang w:val="es-AR"/>
+        </w:rPr>
       </w:pPr>
+      <w:r>
+        <w:rPr>
+          <w:noProof/>
+          <w:lang w:val="es-AR"/>
+        </w:rPr>
+        <w:t xml:space="preserve">Por último, se certifica que el edificio </w:t>
+      </w:r>
+      <w:r>
+        <w:rPr>
+          <w:b/>
+          <w:bCs/>
+          <w:noProof/>
+          <w:lang w:val="es-AR"/>
+        </w:rPr>
+        <w:t>no posee juicios pendientes</w:t>
+      </w:r>
+      <w:r>
+        <w:rPr>
+          <w:noProof/>
+          <w:lang w:val="es-AR"/>
+        </w:rPr>
+        <w:t xml:space="preserve"> al día de la fecha.</w:t>
+      </w:r>
     </w:p>
     <w:p>
       <w:pPr>
